--- a/report/section11-reflection.docx
+++ b/report/section11-reflection.docx
@@ -500,6 +500,10 @@
     <w:p>
       <w:pPr>
         <w:spacing w:after="120" w:line="264" w:lineRule="auto"/>
+        <w:rPr>
+          <w:sz w:val="22"/>
+          <w:szCs w:val="22"/>
+        </w:rPr>
       </w:pPr>
       <w:r>
         <w:rPr>
@@ -564,6 +568,14 @@
           <w:szCs w:val="22"/>
         </w:rPr>
         <w:t xml:space="preserve"> </w:t>
+      </w:r>
+    </w:p>
+    <w:p>
+      <w:pPr>
+        <w:spacing w:after="120" w:line="264" w:lineRule="auto"/>
+      </w:pPr>
+      <w:r>
+        <w:t xml:space="preserve">An example of AI advice that I rejected and changed: AI suggested a new assumption A08 and a wide question Q27. I rejected A08 because it made the analysis too complicated, and I made Q27 narrower, because part of it repeated Q24, Q20 and Q05. </w:t>
       </w:r>
     </w:p>
     <w:p>
